--- a/docs/legal/review-2026-06-16/revised-lolo-care-inc/Legal/DRAFTS/Board Governance/11-conflict-of-interest-policy.docx
+++ b/docs/legal/review-2026-06-16/revised-lolo-care-inc/Legal/DRAFTS/Board Governance/11-conflict-of-interest-policy.docx
@@ -13,7 +13,7 @@
     </w:p>
     <w:p>
       <w:r>
-        <w:t>Company: LoLo Care Inc</w:t>
+        <w:t>Company: Lolo Care, Inc.</w:t>
       </w:r>
     </w:p>
     <w:p>
